--- a/BaoCao.docx
+++ b/BaoCao.docx
@@ -2601,8 +2601,6 @@
           <w:lang w:val="en-US" w:eastAsia="en-US" w:bidi="ar-SA"/>
         </w:rPr>
       </w:pPr>
-      <w:bookmarkStart w:id="14" w:name="_GoBack"/>
-      <w:bookmarkEnd w:id="14"/>
     </w:p>
     <w:p>
       <w:pPr>
@@ -2754,6 +2752,66 @@
         </w:rPr>
         <w:t xml:space="preserve">Link Github: </w:t>
       </w:r>
+      <w:r>
+        <w:rPr>
+          <w:rFonts w:hint="default"/>
+          <w:b w:val="0"/>
+          <w:bCs/>
+          <w:color w:val="000000"/>
+          <w:sz w:val="23"/>
+          <w:szCs w:val="23"/>
+          <w:lang w:val="en-US" w:eastAsia="en-US"/>
+        </w:rPr>
+        <w:fldChar w:fldCharType="begin"/>
+      </w:r>
+      <w:r>
+        <w:rPr>
+          <w:rFonts w:hint="default"/>
+          <w:b w:val="0"/>
+          <w:bCs/>
+          <w:color w:val="000000"/>
+          <w:sz w:val="23"/>
+          <w:szCs w:val="23"/>
+          <w:lang w:val="en-US" w:eastAsia="en-US"/>
+        </w:rPr>
+        <w:instrText xml:space="preserve"> HYPERLINK "https://github.com/kttt294/Activation-Comparision" </w:instrText>
+      </w:r>
+      <w:r>
+        <w:rPr>
+          <w:rFonts w:hint="default"/>
+          <w:b w:val="0"/>
+          <w:bCs/>
+          <w:color w:val="000000"/>
+          <w:sz w:val="23"/>
+          <w:szCs w:val="23"/>
+          <w:lang w:val="en-US" w:eastAsia="en-US"/>
+        </w:rPr>
+        <w:fldChar w:fldCharType="separate"/>
+      </w:r>
+      <w:r>
+        <w:rPr>
+          <w:rStyle w:val="20"/>
+          <w:rFonts w:hint="default"/>
+          <w:b w:val="0"/>
+          <w:bCs/>
+          <w:sz w:val="23"/>
+          <w:szCs w:val="23"/>
+          <w:lang w:val="en-US" w:eastAsia="en-US"/>
+        </w:rPr>
+        <w:t>https://github.com/kttt294/Activation-Comparision</w:t>
+      </w:r>
+      <w:r>
+        <w:rPr>
+          <w:rFonts w:hint="default"/>
+          <w:b w:val="0"/>
+          <w:bCs/>
+          <w:color w:val="000000"/>
+          <w:sz w:val="23"/>
+          <w:szCs w:val="23"/>
+          <w:lang w:val="en-US" w:eastAsia="en-US"/>
+        </w:rPr>
+        <w:fldChar w:fldCharType="end"/>
+      </w:r>
     </w:p>
     <w:p>
       <w:pPr>
@@ -2894,6 +2952,8 @@
           <w:lang w:val="en-US" w:eastAsia="en-US" w:bidi="ar-SA"/>
         </w:rPr>
       </w:pPr>
+      <w:bookmarkStart w:id="14" w:name="_GoBack"/>
+      <w:bookmarkEnd w:id="14"/>
     </w:p>
     <w:p>
       <w:pPr>
@@ -8656,7 +8716,7 @@
     <w:lsdException w:uiPriority="99" w:name="Body Text Indent 2"/>
     <w:lsdException w:uiPriority="99" w:name="Body Text Indent 3"/>
     <w:lsdException w:uiPriority="99" w:name="Block Text"/>
-    <w:lsdException w:uiPriority="99" w:name="Hyperlink"/>
+    <w:lsdException w:qFormat="1" w:uiPriority="99" w:name="Hyperlink"/>
     <w:lsdException w:uiPriority="99" w:name="FollowedHyperlink"/>
     <w:lsdException w:qFormat="1" w:unhideWhenUsed="0" w:uiPriority="22" w:semiHidden="0" w:name="Strong"/>
     <w:lsdException w:qFormat="1" w:unhideWhenUsed="0" w:uiPriority="20" w:semiHidden="0" w:name="Emphasis"/>
@@ -8724,7 +8784,7 @@
     <w:lsdException w:qFormat="1" w:unhideWhenUsed="0" w:uiPriority="1" w:semiHidden="0" w:name="No Spacing"/>
     <w:lsdException w:qFormat="1" w:unhideWhenUsed="0" w:uiPriority="60" w:semiHidden="0" w:name="Light Shading"/>
     <w:lsdException w:qFormat="1" w:unhideWhenUsed="0" w:uiPriority="61" w:semiHidden="0" w:name="Light List"/>
-    <w:lsdException w:unhideWhenUsed="0" w:uiPriority="62" w:semiHidden="0" w:name="Light Grid"/>
+    <w:lsdException w:qFormat="1" w:unhideWhenUsed="0" w:uiPriority="62" w:semiHidden="0" w:name="Light Grid"/>
     <w:lsdException w:qFormat="1" w:unhideWhenUsed="0" w:uiPriority="63" w:semiHidden="0" w:name="Medium Shading 1"/>
     <w:lsdException w:qFormat="1" w:unhideWhenUsed="0" w:uiPriority="64" w:semiHidden="0" w:name="Medium Shading 2"/>
     <w:lsdException w:unhideWhenUsed="0" w:uiPriority="65" w:semiHidden="0" w:name="Medium List 1"/>
@@ -8811,7 +8871,7 @@
     <w:lsdException w:unhideWhenUsed="0" w:uiPriority="73" w:semiHidden="0" w:name="Colorful Grid Accent 5"/>
     <w:lsdException w:qFormat="1" w:unhideWhenUsed="0" w:uiPriority="60" w:semiHidden="0" w:name="Light Shading Accent 6"/>
     <w:lsdException w:qFormat="1" w:unhideWhenUsed="0" w:uiPriority="61" w:semiHidden="0" w:name="Light List Accent 6"/>
-    <w:lsdException w:unhideWhenUsed="0" w:uiPriority="62" w:semiHidden="0" w:name="Light Grid Accent 6"/>
+    <w:lsdException w:qFormat="1" w:unhideWhenUsed="0" w:uiPriority="62" w:semiHidden="0" w:name="Light Grid Accent 6"/>
     <w:lsdException w:qFormat="1" w:unhideWhenUsed="0" w:uiPriority="63" w:semiHidden="0" w:name="Medium Shading 1 Accent 6"/>
     <w:lsdException w:qFormat="1" w:unhideWhenUsed="0" w:uiPriority="64" w:semiHidden="0" w:name="Medium Shading 2 Accent 6"/>
     <w:lsdException w:qFormat="1" w:unhideWhenUsed="0" w:uiPriority="65" w:semiHidden="0" w:name="Medium List 1 Accent 6"/>
@@ -9201,6 +9261,7 @@
     <w:basedOn w:val="11"/>
     <w:semiHidden/>
     <w:unhideWhenUsed/>
+    <w:qFormat/>
     <w:uiPriority w:val="99"/>
     <w:rPr>
       <w:color w:val="0000FF"/>
@@ -10826,6 +10887,7 @@
   <w:style w:type="table" w:styleId="52">
     <w:name w:val="Light Grid"/>
     <w:basedOn w:val="12"/>
+    <w:qFormat/>
     <w:uiPriority w:val="62"/>
     <w:pPr>
       <w:spacing w:after="0" w:line="240" w:lineRule="auto"/>
@@ -11587,6 +11649,7 @@
   <w:style w:type="table" w:styleId="58">
     <w:name w:val="Light Grid Accent 6"/>
     <w:basedOn w:val="12"/>
+    <w:qFormat/>
     <w:uiPriority w:val="62"/>
     <w:pPr>
       <w:spacing w:after="0" w:line="240" w:lineRule="auto"/>
@@ -21406,6 +21469,7 @@
       <w:ind w:leftChars="0"/>
     </w:pPr>
     <w:rPr>
+      <w:rFonts w:ascii="Times New Roman" w:hAnsi="Times New Roman" w:eastAsia="SimSun" w:cs="Times New Roman"/>
       <w:sz w:val="20"/>
       <w:szCs w:val="20"/>
     </w:rPr>
@@ -21417,6 +21481,7 @@
       <w:ind w:leftChars="200"/>
     </w:pPr>
     <w:rPr>
+      <w:rFonts w:ascii="Times New Roman" w:hAnsi="Times New Roman" w:eastAsia="SimSun" w:cs="Times New Roman"/>
       <w:sz w:val="20"/>
       <w:szCs w:val="20"/>
     </w:rPr>

--- a/BaoCao.docx
+++ b/BaoCao.docx
@@ -12,10 +12,12 @@
         </w:pBdr>
         <w:jc w:val="center"/>
         <w:rPr>
+          <w:rFonts w:hint="default"/>
           <w:b/>
           <w:bCs/>
           <w:sz w:val="30"/>
           <w:szCs w:val="30"/>
+          <w:lang w:val="en-US"/>
         </w:rPr>
       </w:pPr>
     </w:p>
@@ -2952,8 +2954,6 @@
           <w:lang w:val="en-US" w:eastAsia="en-US" w:bidi="ar-SA"/>
         </w:rPr>
       </w:pPr>
-      <w:bookmarkStart w:id="14" w:name="_GoBack"/>
-      <w:bookmarkEnd w:id="14"/>
     </w:p>
     <w:p>
       <w:pPr>
@@ -5216,7 +5216,34 @@
           <w:sz w:val="24"/>
           <w:szCs w:val="24"/>
         </w:rPr>
-        <w:t>Để đảm bảo tính công bằng về mặt toán học ngay từ vạch xuất phát, phương pháp khởi tạo trọng số được lựa chọn đặc thù cho từng hàm: Xavier Uniform cho Sigmoid/Tanh và Kaiming He Uniform cho ReLU/Leaky ReLU (giúp bảo toàn phương sai khi kích hoạt qua miền zero). Hàm mất mát được sử dụng là Cross-Entropy, kết hợp cùng bộ tối ưu hóa Adam với tham số Learning rate bằng 0.01.</w:t>
+        <w:t xml:space="preserve">Để đảm bảo tính công bằng về mặt toán học ngay từ vạch xuất phát, phương pháp khởi tạo trọng </w:t>
+      </w:r>
+      <w:bookmarkStart w:id="14" w:name="_GoBack"/>
+      <w:bookmarkEnd w:id="14"/>
+      <w:r>
+        <w:rPr>
+          <w:rFonts w:hint="default" w:ascii="Times New Roman" w:hAnsi="Times New Roman" w:cs="Times New Roman"/>
+          <w:sz w:val="24"/>
+          <w:szCs w:val="24"/>
+        </w:rPr>
+        <w:t xml:space="preserve">số được lựa chọn đặc thù cho từng hàm: Xavier Uniform cho Sigmoid/Tanh và Kaiming He Uniform cho ReLU/Leaky ReLU (giúp bảo toàn phương sai khi kích hoạt qua miền zero). Hàm mất mát được sử dụng là Cross-Entropy, kết hợp cùng bộ tối ưu hóa </w:t>
+      </w:r>
+      <w:r>
+        <w:rPr>
+          <w:rFonts w:hint="default" w:cs="Times New Roman"/>
+          <w:sz w:val="24"/>
+          <w:szCs w:val="24"/>
+          <w:lang w:val="en-US"/>
+        </w:rPr>
+        <w:t xml:space="preserve">SGD (tích hợp Momentum) </w:t>
+      </w:r>
+      <w:r>
+        <w:rPr>
+          <w:rFonts w:hint="default" w:ascii="Times New Roman" w:hAnsi="Times New Roman" w:cs="Times New Roman"/>
+          <w:sz w:val="24"/>
+          <w:szCs w:val="24"/>
+        </w:rPr>
+        <w:t>với tham số Learning rate bằng 0.01.</w:t>
       </w:r>
     </w:p>
     <w:p>

--- a/BaoCao.docx
+++ b/BaoCao.docx
@@ -153,7 +153,7 @@
           <wp:anchor distT="0" distB="0" distL="0" distR="0" simplePos="0" relativeHeight="251660288" behindDoc="1" locked="0" layoutInCell="1" allowOverlap="1">
             <wp:simplePos x="0" y="0"/>
             <wp:positionH relativeFrom="column">
-              <wp:posOffset>2369820</wp:posOffset>
+              <wp:posOffset>2213610</wp:posOffset>
             </wp:positionH>
             <wp:positionV relativeFrom="paragraph">
               <wp:posOffset>244475</wp:posOffset>
@@ -252,6 +252,8 @@
           <w:szCs w:val="24"/>
         </w:rPr>
       </w:pPr>
+      <w:bookmarkStart w:id="14" w:name="_GoBack"/>
+      <w:bookmarkEnd w:id="14"/>
     </w:p>
     <w:p>
       <w:pPr>
@@ -5216,17 +5218,7 @@
           <w:sz w:val="24"/>
           <w:szCs w:val="24"/>
         </w:rPr>
-        <w:t xml:space="preserve">Để đảm bảo tính công bằng về mặt toán học ngay từ vạch xuất phát, phương pháp khởi tạo trọng </w:t>
-      </w:r>
-      <w:bookmarkStart w:id="14" w:name="_GoBack"/>
-      <w:bookmarkEnd w:id="14"/>
-      <w:r>
-        <w:rPr>
-          <w:rFonts w:hint="default" w:ascii="Times New Roman" w:hAnsi="Times New Roman" w:cs="Times New Roman"/>
-          <w:sz w:val="24"/>
-          <w:szCs w:val="24"/>
-        </w:rPr>
-        <w:t xml:space="preserve">số được lựa chọn đặc thù cho từng hàm: Xavier Uniform cho Sigmoid/Tanh và Kaiming He Uniform cho ReLU/Leaky ReLU (giúp bảo toàn phương sai khi kích hoạt qua miền zero). Hàm mất mát được sử dụng là Cross-Entropy, kết hợp cùng bộ tối ưu hóa </w:t>
+        <w:t xml:space="preserve">Để đảm bảo tính công bằng về mặt toán học ngay từ vạch xuất phát, phương pháp khởi tạo trọng số được lựa chọn đặc thù cho từng hàm: Xavier Uniform cho Sigmoid/Tanh và Kaiming He Uniform cho ReLU/Leaky ReLU (giúp bảo toàn phương sai khi kích hoạt qua miền zero). Hàm mất mát được sử dụng là Cross-Entropy, kết hợp cùng bộ tối ưu hóa </w:t>
       </w:r>
       <w:r>
         <w:rPr>
@@ -8724,7 +8716,7 @@
     <w:lsdException w:uiPriority="99" w:name="Closing"/>
     <w:lsdException w:uiPriority="99" w:name="Signature"/>
     <w:lsdException w:qFormat="1" w:uiPriority="1" w:name="Default Paragraph Font"/>
-    <w:lsdException w:uiPriority="99" w:semiHidden="0" w:name="Body Text"/>
+    <w:lsdException w:qFormat="1" w:uiPriority="99" w:semiHidden="0" w:name="Body Text"/>
     <w:lsdException w:uiPriority="99" w:name="Body Text Indent"/>
     <w:lsdException w:qFormat="1" w:uiPriority="99" w:semiHidden="0" w:name="List Continue"/>
     <w:lsdException w:qFormat="1" w:uiPriority="99" w:semiHidden="0" w:name="List Continue 2"/>
@@ -9188,6 +9180,7 @@
     <w:basedOn w:val="1"/>
     <w:link w:val="145"/>
     <w:unhideWhenUsed/>
+    <w:qFormat/>
     <w:uiPriority w:val="99"/>
     <w:pPr>
       <w:spacing w:after="120"/>
